--- a/media/R4444/output_dir/研制总要求追踪表.docx
+++ b/media/R4444/output_dir/研制总要求追踪表.docx
@@ -347,7 +347,7 @@
               <w:rPr>
                 <w:rFonts w:hint="eastAsia"/>
               </w:rPr>
-              <w:t xml:space="preserve">XQ_FT_SQBB</w:t>
+              <w:t xml:space="preserve">XQ_SU_SQBB</w:t>
             </w:r>
           </w:p>
         </w:tc>
